--- a/דוח מסכם_חלק_1.docx
+++ b/דוח מסכם_חלק_1.docx
@@ -47,29 +47,177 @@
           <w:szCs w:val="18"/>
           <w:rtl/>
         </w:rPr>
-        <w:t>מגישים: נועה צדוק, לירן שטרנברג ו</w:t>
-      </w:r>
-      <w:r>
-        <w:rPr>
-          <w:rFonts w:ascii="Segoe UI" w:hAnsi="Segoe UI" w:cs="Segoe UI"/>
+        <w:t>מגישים: נועה צדוק</w:t>
+      </w:r>
+      <w:r>
+        <w:rPr>
+          <w:rFonts w:ascii="Segoe UI" w:hAnsi="Segoe UI" w:cs="Segoe UI" w:hint="cs"/>
           <w:b/>
           <w:bCs/>
           <w:sz w:val="18"/>
           <w:szCs w:val="18"/>
           <w:rtl/>
         </w:rPr>
+        <w:t xml:space="preserve"> </w:t>
+      </w:r>
+      <w:r>
+        <w:rPr>
+          <w:rFonts w:ascii="Segoe UI" w:hAnsi="Segoe UI" w:cs="Segoe UI" w:hint="cs"/>
+          <w:b/>
+          <w:bCs/>
+          <w:sz w:val="18"/>
+          <w:szCs w:val="18"/>
+          <w:rtl/>
+        </w:rPr>
+        <w:t>214</w:t>
+      </w:r>
+      <w:r>
+        <w:rPr>
+          <w:rFonts w:ascii="Segoe UI" w:hAnsi="Segoe UI" w:cs="Segoe UI" w:hint="cs"/>
+          <w:b/>
+          <w:bCs/>
+          <w:sz w:val="18"/>
+          <w:szCs w:val="18"/>
+          <w:rtl/>
+        </w:rPr>
+        <w:t>396434</w:t>
+      </w:r>
+      <w:r>
+        <w:rPr>
+          <w:rFonts w:ascii="Segoe UI" w:hAnsi="Segoe UI" w:cs="Segoe UI"/>
+          <w:b/>
+          <w:bCs/>
+          <w:sz w:val="18"/>
+          <w:szCs w:val="18"/>
+          <w:rtl/>
+        </w:rPr>
+        <w:t>, לירן שטרנברג</w:t>
+      </w:r>
+      <w:r>
+        <w:rPr>
+          <w:rFonts w:ascii="Segoe UI" w:hAnsi="Segoe UI" w:cs="Segoe UI" w:hint="cs"/>
+          <w:b/>
+          <w:bCs/>
+          <w:sz w:val="18"/>
+          <w:szCs w:val="18"/>
+          <w:rtl/>
+        </w:rPr>
+        <w:t xml:space="preserve"> 21189</w:t>
+      </w:r>
+      <w:r>
+        <w:rPr>
+          <w:rFonts w:ascii="Segoe UI" w:hAnsi="Segoe UI" w:cs="Segoe UI" w:hint="cs"/>
+          <w:b/>
+          <w:bCs/>
+          <w:sz w:val="18"/>
+          <w:szCs w:val="18"/>
+          <w:rtl/>
+        </w:rPr>
+        <w:t>5578</w:t>
+      </w:r>
+      <w:r>
+        <w:rPr>
+          <w:rFonts w:ascii="Segoe UI" w:hAnsi="Segoe UI" w:cs="Segoe UI"/>
+          <w:b/>
+          <w:bCs/>
+          <w:sz w:val="18"/>
+          <w:szCs w:val="18"/>
+          <w:rtl/>
+        </w:rPr>
+        <w:t xml:space="preserve"> ו</w:t>
+      </w:r>
+      <w:r>
+        <w:rPr>
+          <w:rFonts w:ascii="Segoe UI" w:hAnsi="Segoe UI" w:cs="Segoe UI"/>
+          <w:b/>
+          <w:bCs/>
+          <w:sz w:val="18"/>
+          <w:szCs w:val="18"/>
+          <w:rtl/>
+        </w:rPr>
         <w:t>נעם רחמים</w:t>
+      </w:r>
+      <w:r>
+        <w:rPr>
+          <w:rFonts w:ascii="Segoe UI" w:hAnsi="Segoe UI" w:cs="Segoe UI" w:hint="cs"/>
+          <w:b/>
+          <w:bCs/>
+          <w:sz w:val="18"/>
+          <w:szCs w:val="18"/>
+          <w:rtl/>
+        </w:rPr>
+        <w:t xml:space="preserve"> 212551121</w:t>
       </w:r>
     </w:p>
     <w:p>
       <w:pPr>
         <w:rPr>
           <w:rFonts w:ascii="Segoe UI" w:hAnsi="Segoe UI" w:cs="Segoe UI"/>
-          <w:sz w:val="18"/>
-          <w:szCs w:val="18"/>
-          <w:rtl/>
-        </w:rPr>
-      </w:pPr>
+          <w:b/>
+          <w:bCs/>
+          <w:sz w:val="16"/>
+          <w:szCs w:val="16"/>
+          <w:rtl/>
+        </w:rPr>
+      </w:pPr>
+      <w:r>
+        <w:rPr>
+          <w:rFonts w:ascii="Segoe UI" w:hAnsi="Segoe UI" w:cs="Segoe UI"/>
+          <w:b/>
+          <w:bCs/>
+          <w:sz w:val="16"/>
+          <w:szCs w:val="16"/>
+          <w:rtl/>
+        </w:rPr>
+        <w:t xml:space="preserve">תאריך: </w:t>
+      </w:r>
+      <w:r>
+        <w:rPr>
+          <w:rFonts w:ascii="Segoe UI" w:hAnsi="Segoe UI" w:cs="Segoe UI" w:hint="cs"/>
+          <w:b/>
+          <w:bCs/>
+          <w:sz w:val="16"/>
+          <w:szCs w:val="16"/>
+          <w:rtl/>
+        </w:rPr>
+        <w:t>07.01.2026</w:t>
+      </w:r>
+    </w:p>
+    <w:p>
+      <w:pPr>
+        <w:rPr>
+          <w:rFonts w:ascii="Segoe UI" w:hAnsi="Segoe UI" w:cs="Segoe UI"/>
+          <w:b/>
+          <w:bCs/>
+          <w:sz w:val="18"/>
+          <w:szCs w:val="18"/>
+        </w:rPr>
+      </w:pPr>
+      <w:hyperlink r:id="rId8" w:history="1">
+        <w:r>
+          <w:rPr>
+            <w:rStyle w:val="Hyperlink"/>
+            <w:rFonts w:ascii="Segoe UI" w:hAnsi="Segoe UI" w:cs="Segoe UI" w:hint="cs"/>
+            <w:b/>
+            <w:bCs/>
+            <w:sz w:val="18"/>
+            <w:szCs w:val="18"/>
+            <w:rtl/>
+          </w:rPr>
+          <w:t>קישור ל</w:t>
+        </w:r>
+        <w:r>
+          <w:rPr>
+            <w:rStyle w:val="Hyperlink"/>
+            <w:rFonts w:ascii="Segoe UI" w:hAnsi="Segoe UI" w:cs="Segoe UI"/>
+            <w:b/>
+            <w:bCs/>
+            <w:sz w:val="18"/>
+            <w:szCs w:val="18"/>
+          </w:rPr>
+          <w:t>GITHUB</w:t>
+        </w:r>
+      </w:hyperlink>
     </w:p>
     <w:p>
       <w:pPr>
@@ -1696,7 +1844,6 @@
           <w:szCs w:val="18"/>
           <w:rtl/>
         </w:rPr>
-        <w:lastRenderedPageBreak/>
         <w:t>תהליך הלכיד</w:t>
       </w:r>
       <w:r>
@@ -1999,7 +2146,7 @@
       <w:pPr>
         <w:ind w:left="360"/>
         <w:rPr>
-          <w:rFonts w:ascii="Segoe UI" w:hAnsi="Segoe UI" w:cs="Segoe UI" w:hint="cs"/>
+          <w:rFonts w:ascii="Segoe UI" w:hAnsi="Segoe UI" w:cs="Segoe UI"/>
           <w:b/>
           <w:bCs/>
           <w:sz w:val="18"/>
@@ -2258,7 +2405,7 @@
                     </pic:cNvPicPr>
                   </pic:nvPicPr>
                   <pic:blipFill>
-                    <a:blip r:embed="rId8" cstate="print">
+                    <a:blip r:embed="rId9" cstate="print">
                       <a:extLst>
                         <a:ext uri="{28A0092B-C50C-407E-A947-70E740481C1C}">
                           <a14:useLocalDpi xmlns:a14="http://schemas.microsoft.com/office/drawing/2010/main" val="0"/>
@@ -2588,7 +2735,7 @@
           <w:szCs w:val="18"/>
         </w:rPr>
         <w:drawing>
-          <wp:anchor distT="0" distB="0" distL="114300" distR="114300" simplePos="0" relativeHeight="251657215" behindDoc="1" locked="0" layoutInCell="1" allowOverlap="1" wp14:anchorId="2B7288E5" wp14:editId="0F8C2FAD">
+          <wp:anchor distT="0" distB="0" distL="114300" distR="114300" simplePos="0" relativeHeight="251657215" behindDoc="1" locked="0" layoutInCell="1" allowOverlap="1" wp14:anchorId="2B7288E5" wp14:editId="0A790D4F">
             <wp:simplePos x="0" y="0"/>
             <wp:positionH relativeFrom="margin">
               <wp:align>left</wp:align>
@@ -2621,7 +2768,7 @@
                     </pic:cNvPicPr>
                   </pic:nvPicPr>
                   <pic:blipFill>
-                    <a:blip r:embed="rId9" cstate="print">
+                    <a:blip r:embed="rId10" cstate="print">
                       <a:extLst>
                         <a:ext uri="{28A0092B-C50C-407E-A947-70E740481C1C}">
                           <a14:useLocalDpi xmlns:a14="http://schemas.microsoft.com/office/drawing/2010/main" val="0"/>
@@ -2914,7 +3061,7 @@
           <w:lang w:val="he-IL"/>
         </w:rPr>
         <w:drawing>
-          <wp:anchor distT="0" distB="0" distL="114300" distR="114300" simplePos="0" relativeHeight="251658240" behindDoc="1" locked="0" layoutInCell="1" allowOverlap="1" wp14:anchorId="18EE3357" wp14:editId="06308C8A">
+          <wp:anchor distT="0" distB="0" distL="114300" distR="114300" simplePos="0" relativeHeight="251658240" behindDoc="1" locked="0" layoutInCell="1" allowOverlap="1" wp14:anchorId="18EE3357" wp14:editId="35B20BBC">
             <wp:simplePos x="0" y="0"/>
             <wp:positionH relativeFrom="margin">
               <wp:posOffset>-998220</wp:posOffset>
@@ -2945,7 +3092,7 @@
                     <pic:cNvPicPr/>
                   </pic:nvPicPr>
                   <pic:blipFill>
-                    <a:blip r:embed="rId10" cstate="print">
+                    <a:blip r:embed="rId11" cstate="print">
                       <a:extLst>
                         <a:ext uri="{28A0092B-C50C-407E-A947-70E740481C1C}">
                           <a14:useLocalDpi xmlns:a14="http://schemas.microsoft.com/office/drawing/2010/main" val="0"/>
@@ -4311,7 +4458,7 @@
                     </pic:cNvPicPr>
                   </pic:nvPicPr>
                   <pic:blipFill>
-                    <a:blip r:embed="rId11" cstate="print">
+                    <a:blip r:embed="rId12" cstate="print">
                       <a:extLst>
                         <a:ext uri="{28A0092B-C50C-407E-A947-70E740481C1C}">
                           <a14:useLocalDpi xmlns:a14="http://schemas.microsoft.com/office/drawing/2010/main" val="0"/>
@@ -4406,7 +4553,7 @@
         <w:spacing w:after="120"/>
         <w:ind w:left="1437"/>
         <w:rPr>
-          <w:rFonts w:ascii="Segoe UI" w:hAnsi="Segoe UI" w:cs="Segoe UI" w:hint="cs"/>
+          <w:rFonts w:ascii="Segoe UI" w:hAnsi="Segoe UI" w:cs="Segoe UI"/>
           <w:sz w:val="18"/>
           <w:szCs w:val="18"/>
           <w:rtl/>
@@ -4502,7 +4649,7 @@
         <w:spacing w:after="120"/>
         <w:ind w:left="1437"/>
         <w:rPr>
-          <w:rFonts w:ascii="Segoe UI" w:hAnsi="Segoe UI" w:cs="Segoe UI" w:hint="cs"/>
+          <w:rFonts w:ascii="Segoe UI" w:hAnsi="Segoe UI" w:cs="Segoe UI"/>
           <w:sz w:val="18"/>
           <w:szCs w:val="18"/>
         </w:rPr>
@@ -11280,6 +11427,29 @@
       <w:vertAlign w:val="superscript"/>
     </w:rPr>
   </w:style>
+  <w:style w:type="character" w:styleId="Hyperlink">
+    <w:name w:val="Hyperlink"/>
+    <w:basedOn w:val="a0"/>
+    <w:uiPriority w:val="99"/>
+    <w:unhideWhenUsed/>
+    <w:rsid w:val="00E23D18"/>
+    <w:rPr>
+      <w:color w:val="467886" w:themeColor="hyperlink"/>
+      <w:u w:val="single"/>
+    </w:rPr>
+  </w:style>
+  <w:style w:type="character" w:styleId="af2">
+    <w:name w:val="Unresolved Mention"/>
+    <w:basedOn w:val="a0"/>
+    <w:uiPriority w:val="99"/>
+    <w:semiHidden/>
+    <w:unhideWhenUsed/>
+    <w:rsid w:val="00E23D18"/>
+    <w:rPr>
+      <w:color w:val="605E5C"/>
+      <w:shd w:val="clear" w:color="auto" w:fill="E1DFDD"/>
+    </w:rPr>
+  </w:style>
 </w:styles>
 </file>
 
